--- a/AUTHOR_RESPONSE_LETTER.docx
+++ b/AUTHOR_RESPONSE_LETTER.docx
@@ -7,7 +7,7 @@
         <w:pStyle w:val="Title"/>
       </w:pPr>
       <w:r>
-        <w:t>Response to Reviewers — Manuscript SO-26-5308 (R1)</w:t>
+        <w:t>Response to Reviewers, Manuscript SO-26-5308 (R1)</w:t>
       </w:r>
     </w:p>
     <w:p>
@@ -15,7 +15,7 @@
         <w:jc w:val="both"/>
       </w:pPr>
       <w:r>
-        <w:t>We thank the editor and both reviewers for a careful and constructive reading. The revision makes four substantive additions in direct response: (1) we implement and empirically evaluate a semantic-equivalence quorum, so the central claim is now demonstrated rather than deferred; (2) we add a cross-language evaluation on Java, including the real Defects4J harness with its actual JUnit test oracle; (3) we demonstrate the Byzantine fault tolerance of the consensus layer directly — independent replicas exchanging signed messages over an asynchronous, partitionable network preserve agreement under a malicious, equivocating primary where naive voting splits (Section 6.14) — together with run-to-run variance and latency analyses; and (4) we add a full reproduction protocol with exact models, seeds, prompts and a Docker definition. Point-by-point responses follow; section and table numbers refer to the revised manuscript. All changes are visible in the tracked-changes copy.</w:t>
+        <w:t>We thank the editor and both reviewers for a careful and constructive reading. The revision makes four substantive additions in direct response: (1) we implement and empirically evaluate a semantic-equivalence quorum, so the central claim is now demonstrated rather than deferred; (2) we add a cross-language evaluation on Java, including the real Defects4J harness with its actual JUnit test oracle; (3) we demonstrate the Byzantine fault tolerance of the consensus layer directly, independent replicas exchanging signed messages over an asynchronous, partitionable network preserve agreement under a malicious, equivocating primary where naive voting splits (Section 6.14), together with run-to-run variance and latency analyses; and (4) we add a full reproduction protocol with exact models, seeds, prompts and a Docker definition. Point-by-point responses follow; section and table numbers refer to the revised manuscript. All changes are visible in the tracked-changes copy.</w:t>
       </w:r>
     </w:p>
     <w:p>
@@ -142,7 +142,7 @@
         <w:t>two genuine, full-suite-verified repairs (Math-3, unanimous 4-of-4; Math-5, 3-of-4 with one validator dissenting on a fix that nevertheless passed the real suite)</w:t>
       </w:r>
       <w:r>
-        <w:t xml:space="preserve">, with consensus reached on all 9 evaluated bugs. On commons-lang the four independent validators reached consensus on 8 of 9 evaluated bugs, but none passed the full Lang suite — a concrete, honest measure of how hard real-world Java repair is, and in every case the executable suite prevented an unverified fix from being reported as a repair (Table 10). The real oracle cleanly separates two questions the synthetic and snippet-level studies cannot: </w:t>
+        <w:t xml:space="preserve">, with consensus reached on all 9 evaluated bugs. On commons-lang the four independent validators reached consensus on 8 of 9 evaluated bugs, but none passed the full Lang suite, a concrete, honest measure of how hard real-world Java repair is, and in every case the executable suite prevented an unverified fix from being reported as a repair (Table 10). The real oracle cleanly separates two questions the synthetic and snippet-level studies cannot: </w:t>
       </w:r>
       <w:r>
         <w:rPr>
@@ -289,7 +289,7 @@
         <w:t>3. Repeatability and reliability.</w:t>
       </w:r>
       <w:r>
-        <w:t xml:space="preserve"> Added a reproduction section (Section 5.9) with exact model strings — analyzer claude-sonnet-4-5-20250929 (temperature 0.3, no vote), healer/ proposer gpt-4o (0.7, no vote), and the four independent validators (Claude-Haiku and GPT-4o-mini in the cloud, llama3.1:8b and mistral:7b served locally by Ollama, all at 0.1) — with token budgets, timeouts and seed handling (we pin seeds for OpenAI and Ollama; Anthropic exposes none). The Docker sandbox image and limits are specified. A supplementary file gives the full command sequence, the verbatim agent prompts, and a BugsInPy case-to- project mapping. On single-run-per-bug: we add a variance study repeating a ten-bug subset three times (Section 6.11). The consensus pipeline was identical across all three runs (success 1.000, zero safety violations); only the single-agent baseline's raw success moved (1.00, 1.00, 0.90), so the outcomes the safety claim rests on do not vary run to run. Test adequacy: the synthetic and e-commerce canonical fixes were each verified by hand against the bundled assertion suite.</w:t>
+        <w:t xml:space="preserve"> Added a reproduction section (Section 5.9) with exact model strings, analyzer claude-sonnet-4-5-20250929 (temperature 0.3, no vote), healer/ proposer gpt-4o (0.7, no vote), and the four independent validators (Claude-Haiku and GPT-4o-mini in the cloud, llama3.1:8b and mistral:7b served locally by Ollama, all at 0.1), with token budgets, timeouts and seed handling (we pin seeds for OpenAI and Ollama; Anthropic exposes none). The Docker sandbox image and limits are specified. A supplementary file gives the full command sequence, the verbatim agent prompts, and a BugsInPy case-to- project mapping. On single-run-per-bug: we add a variance study repeating a ten-bug subset three times (Section 6.11). The consensus pipeline was identical across all three runs (success 1.000, zero safety violations); only the single-agent baseline's raw success moved (1.00, 1.00, 0.90), so the outcomes the safety claim rests on do not vary run to run. Test adequacy: the synthetic and e-commerce canonical fixes were each verified by hand against the bundled assertion suite.</w:t>
       </w:r>
     </w:p>
     <w:p>
@@ -370,7 +370,7 @@
         <w:t>votes</w:t>
       </w:r>
       <w:r>
-        <w:t xml:space="preserve">, which a majority quorum masks — useful, but not by itself the defining Byzantine property. To demonstrate that property we built an independent-replica realisation of the protocol: four replicas exchanging Ed25519-signed pre-prepare/prepare/commit messages over an asynchronous, partitionable network, and we pit it against a naive proposal-trust scheme. Under a </w:t>
+        <w:t xml:space="preserve">, which a majority quorum masks, useful, but not by itself the defining Byzantine property. To demonstrate that property we built an independent-replica realisation of the protocol: four replicas exchanging Ed25519-signed pre-prepare/prepare/commit messages over an asynchronous, partitionable network, and we pit it against a naive proposal-trust scheme. Under a </w:t>
       </w:r>
       <w:r>
         <w:rPr>
@@ -379,7 +379,7 @@
         <w:t>malicious primary that equivocates</w:t>
       </w:r>
       <w:r>
-        <w:t xml:space="preserve"> (proposing fix X to some replicas and fix Y to others), the naive scheme splits — honest replicas commit different fixes (a safety violation) — while the protocol's 2f + 1 quorum certificates keep every honest replica in agreement (no split-brain). Forged messages are rejected (a replica cannot impersonate another, so one Byzantine node cannot manufacture a quorum), f = 1 crash is tolerated while f + 1 is not, and a partition blocks progress without ever causing a split, recovering on heal (Section 6.14, Table 13, Figure 7). The simulation is deterministic and uses no model calls. We are explicit that liveness under primary failure (view-change) and a multi-host deployment are implemented or designed but not yet evaluated (Section 8), and that the quality of the LLM repairs the protocol agrees on is a separate, preliminary question.</w:t>
+        <w:t xml:space="preserve"> (proposing fix X to some replicas and fix Y to others), the naive scheme splits, honest replicas commit different fixes (a safety violation), while the protocol's 2f + 1 quorum certificates keep every honest replica in agreement (no split-brain). Forged messages are rejected (a replica cannot impersonate another, so one Byzantine node cannot manufacture a quorum), f = 1 crash is tolerated while f + 1 is not, and a partition blocks progress without ever causing a split, recovering on heal (Section 6.14, Table 13, Figure 7). The simulation is deterministic and uses no model calls. We are explicit that liveness under primary failure (view-change) and a multi-host deployment are implemented or designed but not yet evaluated (Section 8), and that the quality of the LLM repairs the protocol agrees on is a separate, preliminary question.</w:t>
       </w:r>
     </w:p>
     <w:p>
@@ -476,7 +476,7 @@
         <w:t>distributed</w:t>
       </w:r>
       <w:r>
-        <w:t xml:space="preserve"> setting — real inter-host messaging, network partitions and view-change under primary failure (Section 8.5).</w:t>
+        <w:t xml:space="preserve"> setting, real inter-host messaging, network partitions and view-change under primary failure (Section 8.5).</w:t>
       </w:r>
     </w:p>
     <w:p>
@@ -590,6 +590,8 @@
       </w:r>
     </w:p>
     <w:sectPr>
+      <w:headerReference w:type="default" r:id="rId9"/>
+      <w:footerReference w:type="default" r:id="rId10"/>
       <w:pgSz w:w="12240" w:h="15840"/>
       <w:pgMar w:top="1417" w:right="1417" w:bottom="1417" w:left="1417" w:header="720" w:footer="720" w:gutter="0"/>
       <w:cols w:space="720"/>
@@ -597,6 +599,26 @@
     </w:sectPr>
   </w:body>
 </w:document>
+</file>
+
+<file path=word/footer1.xml><?xml version="1.0" encoding="utf-8"?>
+<w:ftr xmlns:m="http://schemas.openxmlformats.org/officeDocument/2006/math" xmlns:mc="http://schemas.openxmlformats.org/markup-compatibility/2006" xmlns:mo="http://schemas.microsoft.com/office/mac/office/2008/main" xmlns:mv="urn:schemas-microsoft-com:mac:vml" xmlns:o="urn:schemas-microsoft-com:office:office" xmlns:r="http://schemas.openxmlformats.org/officeDocument/2006/relationships" xmlns:v="urn:schemas-microsoft-com:vml" xmlns:w10="urn:schemas-microsoft-com:office:word" xmlns:w14="http://schemas.microsoft.com/office/word/2010/wordml" xmlns:w="http://schemas.openxmlformats.org/wordprocessingml/2006/main" xmlns:wne="http://schemas.microsoft.com/office/word/2006/wordml" xmlns:wp14="http://schemas.microsoft.com/office/word/2010/wordprocessingDrawing" xmlns:wp="http://schemas.openxmlformats.org/drawingml/2006/wordprocessingDrawing" xmlns:wpc="http://schemas.microsoft.com/office/word/2010/wordprocessingCanvas" xmlns:wpg="http://schemas.microsoft.com/office/word/2010/wordprocessingGroup" xmlns:wpi="http://schemas.microsoft.com/office/word/2010/wordprocessingInk" xmlns:wps="http://schemas.microsoft.com/office/word/2010/wordprocessingShape" mc:Ignorable="w14 wp14">
+  <w:p>
+    <w:pPr>
+      <w:pStyle w:val="Footer"/>
+    </w:pPr>
+  </w:p>
+</w:ftr>
+</file>
+
+<file path=word/header1.xml><?xml version="1.0" encoding="utf-8"?>
+<w:hdr xmlns:m="http://schemas.openxmlformats.org/officeDocument/2006/math" xmlns:mc="http://schemas.openxmlformats.org/markup-compatibility/2006" xmlns:mo="http://schemas.microsoft.com/office/mac/office/2008/main" xmlns:mv="urn:schemas-microsoft-com:mac:vml" xmlns:o="urn:schemas-microsoft-com:office:office" xmlns:r="http://schemas.openxmlformats.org/officeDocument/2006/relationships" xmlns:v="urn:schemas-microsoft-com:vml" xmlns:w10="urn:schemas-microsoft-com:office:word" xmlns:w14="http://schemas.microsoft.com/office/word/2010/wordml" xmlns:w="http://schemas.openxmlformats.org/wordprocessingml/2006/main" xmlns:wne="http://schemas.microsoft.com/office/word/2006/wordml" xmlns:wp14="http://schemas.microsoft.com/office/word/2010/wordprocessingDrawing" xmlns:wp="http://schemas.openxmlformats.org/drawingml/2006/wordprocessingDrawing" xmlns:wpc="http://schemas.microsoft.com/office/word/2010/wordprocessingCanvas" xmlns:wpg="http://schemas.microsoft.com/office/word/2010/wordprocessingGroup" xmlns:wpi="http://schemas.microsoft.com/office/word/2010/wordprocessingInk" xmlns:wps="http://schemas.microsoft.com/office/word/2010/wordprocessingShape" mc:Ignorable="w14 wp14">
+  <w:p>
+    <w:pPr>
+      <w:pStyle w:val="Header"/>
+    </w:pPr>
+  </w:p>
+</w:hdr>
 </file>
 
 <file path=word/numbering.xml><?xml version="1.0" encoding="utf-8"?>
